--- a/klagomål/A 55238-2025 FSC-klagomål.docx
+++ b/klagomål/A 55238-2025 FSC-klagomål.docx
@@ -948,7 +948,7 @@
     <w:r>
       <w:tab/>
       <w:tab/>
-      <w:t>2025-11-15</w:t>
+      <w:t>2025-11-20</w:t>
       <w:br/>
       <w:br/>
     </w:r>

--- a/klagomål/A 55238-2025 FSC-klagomål.docx
+++ b/klagomål/A 55238-2025 FSC-klagomål.docx
@@ -948,7 +948,7 @@
     <w:r>
       <w:tab/>
       <w:tab/>
-      <w:t>2025-11-20</w:t>
+      <w:t>2025-11-21</w:t>
       <w:br/>
       <w:br/>
     </w:r>

--- a/klagomål/A 55238-2025 FSC-klagomål.docx
+++ b/klagomål/A 55238-2025 FSC-klagomål.docx
@@ -948,7 +948,7 @@
     <w:r>
       <w:tab/>
       <w:tab/>
-      <w:t>2025-11-21</w:t>
+      <w:t>2025-11-22</w:t>
       <w:br/>
       <w:br/>
     </w:r>

--- a/klagomål/A 55238-2025 FSC-klagomål.docx
+++ b/klagomål/A 55238-2025 FSC-klagomål.docx
@@ -948,7 +948,7 @@
     <w:r>
       <w:tab/>
       <w:tab/>
-      <w:t>2025-11-22</w:t>
+      <w:t>2025-11-23</w:t>
       <w:br/>
       <w:br/>
     </w:r>

--- a/klagomål/A 55238-2025 FSC-klagomål.docx
+++ b/klagomål/A 55238-2025 FSC-klagomål.docx
@@ -948,7 +948,7 @@
     <w:r>
       <w:tab/>
       <w:tab/>
-      <w:t>2025-11-23</w:t>
+      <w:t>2025-11-24</w:t>
       <w:br/>
       <w:br/>
     </w:r>

--- a/klagomål/A 55238-2025 FSC-klagomål.docx
+++ b/klagomål/A 55238-2025 FSC-klagomål.docx
@@ -948,7 +948,7 @@
     <w:r>
       <w:tab/>
       <w:tab/>
-      <w:t>2025-11-24</w:t>
+      <w:t>2025-11-25</w:t>
       <w:br/>
       <w:br/>
     </w:r>

--- a/klagomål/A 55238-2025 FSC-klagomål.docx
+++ b/klagomål/A 55238-2025 FSC-klagomål.docx
@@ -948,7 +948,7 @@
     <w:r>
       <w:tab/>
       <w:tab/>
-      <w:t>2025-11-25</w:t>
+      <w:t>2025-11-26</w:t>
       <w:br/>
       <w:br/>
     </w:r>

--- a/klagomål/A 55238-2025 FSC-klagomål.docx
+++ b/klagomål/A 55238-2025 FSC-klagomål.docx
@@ -948,7 +948,7 @@
     <w:r>
       <w:tab/>
       <w:tab/>
-      <w:t>2025-11-26</w:t>
+      <w:t>2025-11-27</w:t>
       <w:br/>
       <w:br/>
     </w:r>

--- a/klagomål/A 55238-2025 FSC-klagomål.docx
+++ b/klagomål/A 55238-2025 FSC-klagomål.docx
@@ -948,7 +948,7 @@
     <w:r>
       <w:tab/>
       <w:tab/>
-      <w:t>2025-11-27</w:t>
+      <w:t>2025-11-28</w:t>
       <w:br/>
       <w:br/>
     </w:r>

--- a/klagomål/A 55238-2025 FSC-klagomål.docx
+++ b/klagomål/A 55238-2025 FSC-klagomål.docx
@@ -948,7 +948,7 @@
     <w:r>
       <w:tab/>
       <w:tab/>
-      <w:t>2025-11-28</w:t>
+      <w:t>2025-11-29</w:t>
       <w:br/>
       <w:br/>
     </w:r>

--- a/klagomål/A 55238-2025 FSC-klagomål.docx
+++ b/klagomål/A 55238-2025 FSC-klagomål.docx
@@ -948,7 +948,7 @@
     <w:r>
       <w:tab/>
       <w:tab/>
-      <w:t>2025-11-29</w:t>
+      <w:t>2025-11-30</w:t>
       <w:br/>
       <w:br/>
     </w:r>

--- a/klagomål/A 55238-2025 FSC-klagomål.docx
+++ b/klagomål/A 55238-2025 FSC-klagomål.docx
@@ -948,7 +948,7 @@
     <w:r>
       <w:tab/>
       <w:tab/>
-      <w:t>2025-11-30</w:t>
+      <w:t>2025-12-01</w:t>
       <w:br/>
       <w:br/>
     </w:r>

--- a/klagomål/A 55238-2025 FSC-klagomål.docx
+++ b/klagomål/A 55238-2025 FSC-klagomål.docx
@@ -948,7 +948,7 @@
     <w:r>
       <w:tab/>
       <w:tab/>
-      <w:t>2025-12-01</w:t>
+      <w:t>2025-12-02</w:t>
       <w:br/>
       <w:br/>
     </w:r>

--- a/klagomål/A 55238-2025 FSC-klagomål.docx
+++ b/klagomål/A 55238-2025 FSC-klagomål.docx
@@ -948,7 +948,7 @@
     <w:r>
       <w:tab/>
       <w:tab/>
-      <w:t>2025-12-02</w:t>
+      <w:t>2025-12-03</w:t>
       <w:br/>
       <w:br/>
     </w:r>

--- a/klagomål/A 55238-2025 FSC-klagomål.docx
+++ b/klagomål/A 55238-2025 FSC-klagomål.docx
@@ -948,7 +948,7 @@
     <w:r>
       <w:tab/>
       <w:tab/>
-      <w:t>2025-12-03</w:t>
+      <w:t>2025-12-04</w:t>
       <w:br/>
       <w:br/>
     </w:r>

--- a/klagomål/A 55238-2025 FSC-klagomål.docx
+++ b/klagomål/A 55238-2025 FSC-klagomål.docx
@@ -948,7 +948,7 @@
     <w:r>
       <w:tab/>
       <w:tab/>
-      <w:t>2025-12-04</w:t>
+      <w:t>2025-12-05</w:t>
       <w:br/>
       <w:br/>
     </w:r>

--- a/klagomål/A 55238-2025 FSC-klagomål.docx
+++ b/klagomål/A 55238-2025 FSC-klagomål.docx
@@ -948,7 +948,7 @@
     <w:r>
       <w:tab/>
       <w:tab/>
-      <w:t>2025-12-05</w:t>
+      <w:t>2025-12-06</w:t>
       <w:br/>
       <w:br/>
     </w:r>

--- a/klagomål/A 55238-2025 FSC-klagomål.docx
+++ b/klagomål/A 55238-2025 FSC-klagomål.docx
@@ -948,7 +948,7 @@
     <w:r>
       <w:tab/>
       <w:tab/>
-      <w:t>2025-12-06</w:t>
+      <w:t>2025-12-07</w:t>
       <w:br/>
       <w:br/>
     </w:r>

--- a/klagomål/A 55238-2025 FSC-klagomål.docx
+++ b/klagomål/A 55238-2025 FSC-klagomål.docx
@@ -948,7 +948,7 @@
     <w:r>
       <w:tab/>
       <w:tab/>
-      <w:t>2025-12-07</w:t>
+      <w:t>2025-12-08</w:t>
       <w:br/>
       <w:br/>
     </w:r>

--- a/klagomål/A 55238-2025 FSC-klagomål.docx
+++ b/klagomål/A 55238-2025 FSC-klagomål.docx
@@ -948,7 +948,7 @@
     <w:r>
       <w:tab/>
       <w:tab/>
-      <w:t>2025-12-08</w:t>
+      <w:t>2025-12-09</w:t>
       <w:br/>
       <w:br/>
     </w:r>

--- a/klagomål/A 55238-2025 FSC-klagomål.docx
+++ b/klagomål/A 55238-2025 FSC-klagomål.docx
@@ -948,7 +948,7 @@
     <w:r>
       <w:tab/>
       <w:tab/>
-      <w:t>2025-12-09</w:t>
+      <w:t>2025-12-10</w:t>
       <w:br/>
       <w:br/>
     </w:r>

--- a/klagomål/A 55238-2025 FSC-klagomål.docx
+++ b/klagomål/A 55238-2025 FSC-klagomål.docx
@@ -948,7 +948,7 @@
     <w:r>
       <w:tab/>
       <w:tab/>
-      <w:t>2025-12-10</w:t>
+      <w:t>2025-12-11</w:t>
       <w:br/>
       <w:br/>
     </w:r>

--- a/klagomål/A 55238-2025 FSC-klagomål.docx
+++ b/klagomål/A 55238-2025 FSC-klagomål.docx
@@ -948,7 +948,7 @@
     <w:r>
       <w:tab/>
       <w:tab/>
-      <w:t>2025-12-11</w:t>
+      <w:t>2025-12-12</w:t>
       <w:br/>
       <w:br/>
     </w:r>

--- a/klagomål/A 55238-2025 FSC-klagomål.docx
+++ b/klagomål/A 55238-2025 FSC-klagomål.docx
@@ -948,7 +948,7 @@
     <w:r>
       <w:tab/>
       <w:tab/>
-      <w:t>2025-12-12</w:t>
+      <w:t>2025-12-13</w:t>
       <w:br/>
       <w:br/>
     </w:r>

--- a/klagomål/A 55238-2025 FSC-klagomål.docx
+++ b/klagomål/A 55238-2025 FSC-klagomål.docx
@@ -948,7 +948,7 @@
     <w:r>
       <w:tab/>
       <w:tab/>
-      <w:t>2025-12-19</w:t>
+      <w:t>2025-12-20</w:t>
       <w:br/>
       <w:br/>
     </w:r>

--- a/klagomål/A 55238-2025 FSC-klagomål.docx
+++ b/klagomål/A 55238-2025 FSC-klagomål.docx
@@ -948,7 +948,7 @@
     <w:r>
       <w:tab/>
       <w:tab/>
-      <w:t>2025-12-20</w:t>
+      <w:t>2025-12-21</w:t>
       <w:br/>
       <w:br/>
     </w:r>

--- a/klagomål/A 55238-2025 FSC-klagomål.docx
+++ b/klagomål/A 55238-2025 FSC-klagomål.docx
@@ -948,7 +948,7 @@
     <w:r>
       <w:tab/>
       <w:tab/>
-      <w:t>2025-12-21</w:t>
+      <w:t>2025-12-22</w:t>
       <w:br/>
       <w:br/>
     </w:r>

--- a/klagomål/A 55238-2025 FSC-klagomål.docx
+++ b/klagomål/A 55238-2025 FSC-klagomål.docx
@@ -948,7 +948,7 @@
     <w:r>
       <w:tab/>
       <w:tab/>
-      <w:t>2025-12-22</w:t>
+      <w:t>2025-12-26</w:t>
       <w:br/>
       <w:br/>
     </w:r>

--- a/klagomål/A 55238-2025 FSC-klagomål.docx
+++ b/klagomål/A 55238-2025 FSC-klagomål.docx
@@ -948,7 +948,7 @@
     <w:r>
       <w:tab/>
       <w:tab/>
-      <w:t>2025-12-26</w:t>
+      <w:t>2025-12-28</w:t>
       <w:br/>
       <w:br/>
     </w:r>

--- a/klagomål/A 55238-2025 FSC-klagomål.docx
+++ b/klagomål/A 55238-2025 FSC-klagomål.docx
@@ -948,7 +948,7 @@
     <w:r>
       <w:tab/>
       <w:tab/>
-      <w:t>2025-12-28</w:t>
+      <w:t>2025-12-29</w:t>
       <w:br/>
       <w:br/>
     </w:r>

--- a/klagomål/A 55238-2025 FSC-klagomål.docx
+++ b/klagomål/A 55238-2025 FSC-klagomål.docx
@@ -948,7 +948,7 @@
     <w:r>
       <w:tab/>
       <w:tab/>
-      <w:t>2025-12-29</w:t>
+      <w:t>2025-12-30</w:t>
       <w:br/>
       <w:br/>
     </w:r>

--- a/klagomål/A 55238-2025 FSC-klagomål.docx
+++ b/klagomål/A 55238-2025 FSC-klagomål.docx
@@ -948,7 +948,7 @@
     <w:r>
       <w:tab/>
       <w:tab/>
-      <w:t>2025-12-30</w:t>
+      <w:t>2025-12-31</w:t>
       <w:br/>
       <w:br/>
     </w:r>

--- a/klagomål/A 55238-2025 FSC-klagomål.docx
+++ b/klagomål/A 55238-2025 FSC-klagomål.docx
@@ -948,7 +948,7 @@
     <w:r>
       <w:tab/>
       <w:tab/>
-      <w:t>2025-12-31</w:t>
+      <w:t>2026-01-03</w:t>
       <w:br/>
       <w:br/>
     </w:r>

--- a/klagomål/A 55238-2025 FSC-klagomål.docx
+++ b/klagomål/A 55238-2025 FSC-klagomål.docx
@@ -948,7 +948,7 @@
     <w:r>
       <w:tab/>
       <w:tab/>
-      <w:t>2026-01-07</w:t>
+      <w:t>2026-01-08</w:t>
       <w:br/>
       <w:br/>
     </w:r>

--- a/klagomål/A 55238-2025 FSC-klagomål.docx
+++ b/klagomål/A 55238-2025 FSC-klagomål.docx
@@ -948,7 +948,7 @@
     <w:r>
       <w:tab/>
       <w:tab/>
-      <w:t>2026-01-08</w:t>
+      <w:t>2026-01-09</w:t>
       <w:br/>
       <w:br/>
     </w:r>

--- a/klagomål/A 55238-2025 FSC-klagomål.docx
+++ b/klagomål/A 55238-2025 FSC-klagomål.docx
@@ -948,7 +948,7 @@
     <w:r>
       <w:tab/>
       <w:tab/>
-      <w:t>2026-01-09</w:t>
+      <w:t>2026-01-10</w:t>
       <w:br/>
       <w:br/>
     </w:r>

--- a/klagomål/A 55238-2025 FSC-klagomål.docx
+++ b/klagomål/A 55238-2025 FSC-klagomål.docx
@@ -948,7 +948,7 @@
     <w:r>
       <w:tab/>
       <w:tab/>
-      <w:t>2026-01-10</w:t>
+      <w:t>2026-01-11</w:t>
       <w:br/>
       <w:br/>
     </w:r>

--- a/klagomål/A 55238-2025 FSC-klagomål.docx
+++ b/klagomål/A 55238-2025 FSC-klagomål.docx
@@ -948,7 +948,7 @@
     <w:r>
       <w:tab/>
       <w:tab/>
-      <w:t>2026-01-11</w:t>
+      <w:t>2026-01-12</w:t>
       <w:br/>
       <w:br/>
     </w:r>

--- a/klagomål/A 55238-2025 FSC-klagomål.docx
+++ b/klagomål/A 55238-2025 FSC-klagomål.docx
@@ -948,7 +948,7 @@
     <w:r>
       <w:tab/>
       <w:tab/>
-      <w:t>2026-01-12</w:t>
+      <w:t>2026-01-13</w:t>
       <w:br/>
       <w:br/>
     </w:r>

--- a/klagomål/A 55238-2025 FSC-klagomål.docx
+++ b/klagomål/A 55238-2025 FSC-klagomål.docx
@@ -948,7 +948,7 @@
     <w:r>
       <w:tab/>
       <w:tab/>
-      <w:t>2026-01-13</w:t>
+      <w:t>2026-01-14</w:t>
       <w:br/>
       <w:br/>
     </w:r>

--- a/klagomål/A 55238-2025 FSC-klagomål.docx
+++ b/klagomål/A 55238-2025 FSC-klagomål.docx
@@ -948,7 +948,7 @@
     <w:r>
       <w:tab/>
       <w:tab/>
-      <w:t>2026-01-14</w:t>
+      <w:t>2026-01-15</w:t>
       <w:br/>
       <w:br/>
     </w:r>

--- a/klagomål/A 55238-2025 FSC-klagomål.docx
+++ b/klagomål/A 55238-2025 FSC-klagomål.docx
@@ -948,7 +948,7 @@
     <w:r>
       <w:tab/>
       <w:tab/>
-      <w:t>2026-01-15</w:t>
+      <w:t>2026-01-16</w:t>
       <w:br/>
       <w:br/>
     </w:r>

--- a/klagomål/A 55238-2025 FSC-klagomål.docx
+++ b/klagomål/A 55238-2025 FSC-klagomål.docx
@@ -948,7 +948,7 @@
     <w:r>
       <w:tab/>
       <w:tab/>
-      <w:t>2026-01-16</w:t>
+      <w:t>2026-01-17</w:t>
       <w:br/>
       <w:br/>
     </w:r>

--- a/klagomål/A 55238-2025 FSC-klagomål.docx
+++ b/klagomål/A 55238-2025 FSC-klagomål.docx
@@ -948,7 +948,7 @@
     <w:r>
       <w:tab/>
       <w:tab/>
-      <w:t>2026-01-17</w:t>
+      <w:t>2026-01-18</w:t>
       <w:br/>
       <w:br/>
     </w:r>

--- a/klagomål/A 55238-2025 FSC-klagomål.docx
+++ b/klagomål/A 55238-2025 FSC-klagomål.docx
@@ -948,7 +948,7 @@
     <w:r>
       <w:tab/>
       <w:tab/>
-      <w:t>2026-01-18</w:t>
+      <w:t>2026-01-19</w:t>
       <w:br/>
       <w:br/>
     </w:r>

--- a/klagomål/A 55238-2025 FSC-klagomål.docx
+++ b/klagomål/A 55238-2025 FSC-klagomål.docx
@@ -948,7 +948,7 @@
     <w:r>
       <w:tab/>
       <w:tab/>
-      <w:t>2026-01-19</w:t>
+      <w:t>2026-01-20</w:t>
       <w:br/>
       <w:br/>
     </w:r>

--- a/klagomål/A 55238-2025 FSC-klagomål.docx
+++ b/klagomål/A 55238-2025 FSC-klagomål.docx
@@ -948,7 +948,7 @@
     <w:r>
       <w:tab/>
       <w:tab/>
-      <w:t>2026-01-20</w:t>
+      <w:t>2026-01-21</w:t>
       <w:br/>
       <w:br/>
     </w:r>

--- a/klagomål/A 55238-2025 FSC-klagomål.docx
+++ b/klagomål/A 55238-2025 FSC-klagomål.docx
@@ -948,7 +948,7 @@
     <w:r>
       <w:tab/>
       <w:tab/>
-      <w:t>2026-01-21</w:t>
+      <w:t>2026-01-23</w:t>
       <w:br/>
       <w:br/>
     </w:r>

--- a/klagomål/A 55238-2025 FSC-klagomål.docx
+++ b/klagomål/A 55238-2025 FSC-klagomål.docx
@@ -948,7 +948,7 @@
     <w:r>
       <w:tab/>
       <w:tab/>
-      <w:t>2026-01-23</w:t>
+      <w:t>2026-01-24</w:t>
       <w:br/>
       <w:br/>
     </w:r>

--- a/klagomål/A 55238-2025 FSC-klagomål.docx
+++ b/klagomål/A 55238-2025 FSC-klagomål.docx
@@ -948,7 +948,7 @@
     <w:r>
       <w:tab/>
       <w:tab/>
-      <w:t>2026-01-24</w:t>
+      <w:t>2026-01-25</w:t>
       <w:br/>
       <w:br/>
     </w:r>

--- a/klagomål/A 55238-2025 FSC-klagomål.docx
+++ b/klagomål/A 55238-2025 FSC-klagomål.docx
@@ -948,7 +948,7 @@
     <w:r>
       <w:tab/>
       <w:tab/>
-      <w:t>2026-01-25</w:t>
+      <w:t>2026-01-26</w:t>
       <w:br/>
       <w:br/>
     </w:r>

--- a/klagomål/A 55238-2025 FSC-klagomål.docx
+++ b/klagomål/A 55238-2025 FSC-klagomål.docx
@@ -948,7 +948,7 @@
     <w:r>
       <w:tab/>
       <w:tab/>
-      <w:t>2026-01-26</w:t>
+      <w:t>2026-01-27</w:t>
       <w:br/>
       <w:br/>
     </w:r>

--- a/klagomål/A 55238-2025 FSC-klagomål.docx
+++ b/klagomål/A 55238-2025 FSC-klagomål.docx
@@ -948,7 +948,7 @@
     <w:r>
       <w:tab/>
       <w:tab/>
-      <w:t>2026-01-27</w:t>
+      <w:t>2026-01-28</w:t>
       <w:br/>
       <w:br/>
     </w:r>

--- a/klagomål/A 55238-2025 FSC-klagomål.docx
+++ b/klagomål/A 55238-2025 FSC-klagomål.docx
@@ -1049,7 +1049,7 @@
     <w:r>
       <w:tab/>
       <w:tab/>
-      <w:t>2026-02-21</w:t>
+      <w:t>2026-02-22</w:t>
       <w:br/>
       <w:br/>
     </w:r>

--- a/klagomål/A 55238-2025 FSC-klagomål.docx
+++ b/klagomål/A 55238-2025 FSC-klagomål.docx
@@ -1049,7 +1049,7 @@
     <w:r>
       <w:tab/>
       <w:tab/>
-      <w:t>2026-02-22</w:t>
+      <w:t>2026-02-23</w:t>
       <w:br/>
       <w:br/>
     </w:r>

--- a/klagomål/A 55238-2025 FSC-klagomål.docx
+++ b/klagomål/A 55238-2025 FSC-klagomål.docx
@@ -1049,7 +1049,7 @@
     <w:r>
       <w:tab/>
       <w:tab/>
-      <w:t>2026-02-23</w:t>
+      <w:t>2026-02-24</w:t>
       <w:br/>
       <w:br/>
     </w:r>

--- a/klagomål/A 55238-2025 FSC-klagomål.docx
+++ b/klagomål/A 55238-2025 FSC-klagomål.docx
@@ -1049,7 +1049,7 @@
     <w:r>
       <w:tab/>
       <w:tab/>
-      <w:t>2026-02-24</w:t>
+      <w:t>2026-02-25</w:t>
       <w:br/>
       <w:br/>
     </w:r>

--- a/klagomål/A 55238-2025 FSC-klagomål.docx
+++ b/klagomål/A 55238-2025 FSC-klagomål.docx
@@ -1049,7 +1049,7 @@
     <w:r>
       <w:tab/>
       <w:tab/>
-      <w:t>2026-02-25</w:t>
+      <w:t>2026-02-26</w:t>
       <w:br/>
       <w:br/>
     </w:r>

--- a/klagomål/A 55238-2025 FSC-klagomål.docx
+++ b/klagomål/A 55238-2025 FSC-klagomål.docx
@@ -1049,7 +1049,7 @@
     <w:r>
       <w:tab/>
       <w:tab/>
-      <w:t>2026-02-26</w:t>
+      <w:t>2026-02-28</w:t>
       <w:br/>
       <w:br/>
     </w:r>

--- a/klagomål/A 55238-2025 FSC-klagomål.docx
+++ b/klagomål/A 55238-2025 FSC-klagomål.docx
@@ -1049,7 +1049,7 @@
     <w:r>
       <w:tab/>
       <w:tab/>
-      <w:t>2026-02-28</w:t>
+      <w:t>2026-03-01</w:t>
       <w:br/>
       <w:br/>
     </w:r>

--- a/klagomål/A 55238-2025 FSC-klagomål.docx
+++ b/klagomål/A 55238-2025 FSC-klagomål.docx
@@ -1049,7 +1049,7 @@
     <w:r>
       <w:tab/>
       <w:tab/>
-      <w:t>2026-03-01</w:t>
+      <w:t>2026-03-02</w:t>
       <w:br/>
       <w:br/>
     </w:r>

--- a/klagomål/A 55238-2025 FSC-klagomål.docx
+++ b/klagomål/A 55238-2025 FSC-klagomål.docx
@@ -289,7 +289,7 @@
         <w:rPr>
           <w:i/>
         </w:rPr>
-        <w:t xml:space="preserve"> 9070 Trädklädd betesmark </w:t>
+        <w:t xml:space="preserve"> 9070 Trädklädd betesmark</w:t>
       </w:r>
       <w:r>
         <w:t xml:space="preserve"> (SLU Artdatabanken, 2024).</w:t>
@@ -1049,7 +1049,7 @@
     <w:r>
       <w:tab/>
       <w:tab/>
-      <w:t>2026-03-02</w:t>
+      <w:t>2026-03-03</w:t>
       <w:br/>
       <w:br/>
     </w:r>

--- a/klagomål/A 55238-2025 FSC-klagomål.docx
+++ b/klagomål/A 55238-2025 FSC-klagomål.docx
@@ -1049,7 +1049,7 @@
     <w:r>
       <w:tab/>
       <w:tab/>
-      <w:t>2026-03-03</w:t>
+      <w:t>2026-03-04</w:t>
       <w:br/>
       <w:br/>
     </w:r>

--- a/klagomål/A 55238-2025 FSC-klagomål.docx
+++ b/klagomål/A 55238-2025 FSC-klagomål.docx
@@ -1049,7 +1049,7 @@
     <w:r>
       <w:tab/>
       <w:tab/>
-      <w:t>2026-03-04</w:t>
+      <w:t>2026-03-05</w:t>
       <w:br/>
       <w:br/>
     </w:r>

--- a/klagomål/A 55238-2025 FSC-klagomål.docx
+++ b/klagomål/A 55238-2025 FSC-klagomål.docx
@@ -1049,7 +1049,7 @@
     <w:r>
       <w:tab/>
       <w:tab/>
-      <w:t>2026-03-05</w:t>
+      <w:t>2026-03-06</w:t>
       <w:br/>
       <w:br/>
     </w:r>

--- a/klagomål/A 55238-2025 FSC-klagomål.docx
+++ b/klagomål/A 55238-2025 FSC-klagomål.docx
@@ -1049,7 +1049,7 @@
     <w:r>
       <w:tab/>
       <w:tab/>
-      <w:t>2026-03-06</w:t>
+      <w:t>2026-03-07</w:t>
       <w:br/>
       <w:br/>
     </w:r>

--- a/klagomål/A 55238-2025 FSC-klagomål.docx
+++ b/klagomål/A 55238-2025 FSC-klagomål.docx
@@ -1049,7 +1049,7 @@
     <w:r>
       <w:tab/>
       <w:tab/>
-      <w:t>2026-03-13</w:t>
+      <w:t>2026-03-16</w:t>
       <w:br/>
       <w:br/>
     </w:r>

--- a/klagomål/A 55238-2025 FSC-klagomål.docx
+++ b/klagomål/A 55238-2025 FSC-klagomål.docx
@@ -1049,7 +1049,7 @@
     <w:r>
       <w:tab/>
       <w:tab/>
-      <w:t>2026-03-16</w:t>
+      <w:t>2026-03-17</w:t>
       <w:br/>
       <w:br/>
     </w:r>

--- a/klagomål/A 55238-2025 FSC-klagomål.docx
+++ b/klagomål/A 55238-2025 FSC-klagomål.docx
@@ -1049,7 +1049,7 @@
     <w:r>
       <w:tab/>
       <w:tab/>
-      <w:t>2026-03-17</w:t>
+      <w:t>2026-03-18</w:t>
       <w:br/>
       <w:br/>
     </w:r>

--- a/klagomål/A 55238-2025 FSC-klagomål.docx
+++ b/klagomål/A 55238-2025 FSC-klagomål.docx
@@ -1049,7 +1049,7 @@
     <w:r>
       <w:tab/>
       <w:tab/>
-      <w:t>2026-03-18</w:t>
+      <w:t>2026-03-19</w:t>
       <w:br/>
       <w:br/>
     </w:r>

--- a/klagomål/A 55238-2025 FSC-klagomål.docx
+++ b/klagomål/A 55238-2025 FSC-klagomål.docx
@@ -1049,7 +1049,7 @@
     <w:r>
       <w:tab/>
       <w:tab/>
-      <w:t>2026-03-19</w:t>
+      <w:t>2026-03-20</w:t>
       <w:br/>
       <w:br/>
     </w:r>

--- a/klagomål/A 55238-2025 FSC-klagomål.docx
+++ b/klagomål/A 55238-2025 FSC-klagomål.docx
@@ -1049,7 +1049,7 @@
     <w:r>
       <w:tab/>
       <w:tab/>
-      <w:t>2026-03-20</w:t>
+      <w:t>2026-03-21</w:t>
       <w:br/>
       <w:br/>
     </w:r>

--- a/klagomål/A 55238-2025 FSC-klagomål.docx
+++ b/klagomål/A 55238-2025 FSC-klagomål.docx
@@ -1049,7 +1049,7 @@
     <w:r>
       <w:tab/>
       <w:tab/>
-      <w:t>2026-03-21</w:t>
+      <w:t>2026-03-22</w:t>
       <w:br/>
       <w:br/>
     </w:r>

--- a/klagomål/A 55238-2025 FSC-klagomål.docx
+++ b/klagomål/A 55238-2025 FSC-klagomål.docx
@@ -1049,7 +1049,7 @@
     <w:r>
       <w:tab/>
       <w:tab/>
-      <w:t>2026-03-22</w:t>
+      <w:t>2026-03-23</w:t>
       <w:br/>
       <w:br/>
     </w:r>

--- a/klagomål/A 55238-2025 FSC-klagomål.docx
+++ b/klagomål/A 55238-2025 FSC-klagomål.docx
@@ -1049,7 +1049,7 @@
     <w:r>
       <w:tab/>
       <w:tab/>
-      <w:t>2026-03-23</w:t>
+      <w:t>2026-03-24</w:t>
       <w:br/>
       <w:br/>
     </w:r>

--- a/klagomål/A 55238-2025 FSC-klagomål.docx
+++ b/klagomål/A 55238-2025 FSC-klagomål.docx
@@ -1049,7 +1049,7 @@
     <w:r>
       <w:tab/>
       <w:tab/>
-      <w:t>2026-03-24</w:t>
+      <w:t>2026-03-25</w:t>
       <w:br/>
       <w:br/>
     </w:r>

--- a/klagomål/A 55238-2025 FSC-klagomål.docx
+++ b/klagomål/A 55238-2025 FSC-klagomål.docx
@@ -1049,7 +1049,7 @@
     <w:r>
       <w:tab/>
       <w:tab/>
-      <w:t>2026-03-25</w:t>
+      <w:t>2026-03-26</w:t>
       <w:br/>
       <w:br/>
     </w:r>

--- a/klagomål/A 55238-2025 FSC-klagomål.docx
+++ b/klagomål/A 55238-2025 FSC-klagomål.docx
@@ -1049,7 +1049,7 @@
     <w:r>
       <w:tab/>
       <w:tab/>
-      <w:t>2026-03-26</w:t>
+      <w:t>2026-03-27</w:t>
       <w:br/>
       <w:br/>
     </w:r>

--- a/klagomål/A 55238-2025 FSC-klagomål.docx
+++ b/klagomål/A 55238-2025 FSC-klagomål.docx
@@ -1049,7 +1049,7 @@
     <w:r>
       <w:tab/>
       <w:tab/>
-      <w:t>2026-03-27</w:t>
+      <w:t>2026-03-28</w:t>
       <w:br/>
       <w:br/>
     </w:r>

--- a/klagomål/A 55238-2025 FSC-klagomål.docx
+++ b/klagomål/A 55238-2025 FSC-klagomål.docx
@@ -1049,7 +1049,7 @@
     <w:r>
       <w:tab/>
       <w:tab/>
-      <w:t>2026-03-28</w:t>
+      <w:t>2026-03-29</w:t>
       <w:br/>
       <w:br/>
     </w:r>

--- a/klagomål/A 55238-2025 FSC-klagomål.docx
+++ b/klagomål/A 55238-2025 FSC-klagomål.docx
@@ -1049,7 +1049,7 @@
     <w:r>
       <w:tab/>
       <w:tab/>
-      <w:t>2026-03-29</w:t>
+      <w:t>2026-03-30</w:t>
       <w:br/>
       <w:br/>
     </w:r>

--- a/klagomål/A 55238-2025 FSC-klagomål.docx
+++ b/klagomål/A 55238-2025 FSC-klagomål.docx
@@ -1049,7 +1049,7 @@
     <w:r>
       <w:tab/>
       <w:tab/>
-      <w:t>2026-03-30</w:t>
+      <w:t>2026-03-31</w:t>
       <w:br/>
       <w:br/>
     </w:r>

--- a/klagomål/A 55238-2025 FSC-klagomål.docx
+++ b/klagomål/A 55238-2025 FSC-klagomål.docx
@@ -1049,7 +1049,7 @@
     <w:r>
       <w:tab/>
       <w:tab/>
-      <w:t>2026-03-31</w:t>
+      <w:t>2026-04-01</w:t>
       <w:br/>
       <w:br/>
     </w:r>

--- a/klagomål/A 55238-2025 FSC-klagomål.docx
+++ b/klagomål/A 55238-2025 FSC-klagomål.docx
@@ -1049,7 +1049,7 @@
     <w:r>
       <w:tab/>
       <w:tab/>
-      <w:t>2026-04-01</w:t>
+      <w:t>2026-04-02</w:t>
       <w:br/>
       <w:br/>
     </w:r>

--- a/klagomål/A 55238-2025 FSC-klagomål.docx
+++ b/klagomål/A 55238-2025 FSC-klagomål.docx
@@ -1049,7 +1049,7 @@
     <w:r>
       <w:tab/>
       <w:tab/>
-      <w:t>2026-04-02</w:t>
+      <w:t>2026-04-03</w:t>
       <w:br/>
       <w:br/>
     </w:r>

--- a/klagomål/A 55238-2025 FSC-klagomål.docx
+++ b/klagomål/A 55238-2025 FSC-klagomål.docx
@@ -1049,7 +1049,7 @@
     <w:r>
       <w:tab/>
       <w:tab/>
-      <w:t>2026-04-03</w:t>
+      <w:t>2026-04-04</w:t>
       <w:br/>
       <w:br/>
     </w:r>

--- a/klagomål/A 55238-2025 FSC-klagomål.docx
+++ b/klagomål/A 55238-2025 FSC-klagomål.docx
@@ -1049,7 +1049,7 @@
     <w:r>
       <w:tab/>
       <w:tab/>
-      <w:t>2026-04-04</w:t>
+      <w:t>2026-04-05</w:t>
       <w:br/>
       <w:br/>
     </w:r>

--- a/klagomål/A 55238-2025 FSC-klagomål.docx
+++ b/klagomål/A 55238-2025 FSC-klagomål.docx
@@ -1049,7 +1049,7 @@
     <w:r>
       <w:tab/>
       <w:tab/>
-      <w:t>2026-04-05</w:t>
+      <w:t>2026-04-06</w:t>
       <w:br/>
       <w:br/>
     </w:r>

--- a/klagomål/A 55238-2025 FSC-klagomål.docx
+++ b/klagomål/A 55238-2025 FSC-klagomål.docx
@@ -271,10 +271,10 @@
         <w:rPr>
           <w:b/>
         </w:rPr>
-        <w:t>Garnlav (NT)</w:t>
-      </w:r>
-      <w:r>
-        <w:t xml:space="preserve"> är en utpräglad barrskogsart som ibland kan drapera träden i norrländska grannaturskogar med hög luftfuktighet. Den förekommer även i talldominerade bestånd där den, förutom i trädens grenverk, påträffas hängande över ojämnheter i tallbarken. Arten har minskat starkt i södra och mellersta Sverige och den minskar även i sitt nordliga utbredningsområde. Orsaken till tillbakagången beror främst på slutavverkningar av naturskogsartade skogar. Bestånd med riklig förekomst bör regelmässigt sparas. Garnlav är värdväxt för den mycket sällsynta och akut hotade fjärilen barrskogslavfly (CR) som hör hemma i boreala barrskogar med riklig förekomst av värdväxten. Tidigare kunde arten konstateras årligen på flera platser vid Dala-Floda i Dalarna innan lokalerna kalavverkades. Senaste fyndet i landet av barrskogslavfly är från år 2000 då den påträffades vid Högberget i Sollefteå kommun. Garnlav är typisk art för </w:t>
+        <w:t>Garnlav (VU)</w:t>
+      </w:r>
+      <w:r>
+        <w:t xml:space="preserve"> är en utpräglad barrskogsart som ibland kan drapera träden i norrländska grannaturskogar med hög luftfuktighet. Den förekommer även i talldominerade bestånd där den, förutom i trädens grenverk, påträffas hängande över ojämnheter i tallbarken. Arten har minskat starkt i södra och mellersta Sverige och den minskar även i sitt nordliga utbredningsområde. Minskningstakten uppgår till 30 (20–50) % inom 50 år och överstiger gränsvärdet för Sårbar (VU). Orsaken till tillbakagången beror främst på slutavverkningar av naturskogsartade skogar. Bestånd med riklig förekomst bör regelmässigt sparas, vilket även gynnar flera andra sällsynta och rödlistade arter. Garnlav är värdväxt för den mycket sällsynta och akut hotade fjärilen barrskogslavfly (CR) som hör hemma i boreala barrskogar med riklig förekomst av värdväxten. Tidigare kunde arten konstateras årligen på flera platser vid Dala-Floda i Dalarna innan lokalerna kalavverkades. Senaste fyndet i landet av barrskogslavfly är från år 2000 då den påträffades vid Högberget i Sollefteå kommun. Garnlav är typisk art för </w:t>
       </w:r>
       <w:r>
         <w:rPr>
@@ -292,7 +292,7 @@
         <w:t xml:space="preserve"> 9070 Trädklädd betesmark</w:t>
       </w:r>
       <w:r>
-        <w:t xml:space="preserve"> (SLU Artdatabanken, 2024).</w:t>
+        <w:t xml:space="preserve"> (SLU Artdatabanken, 2026).</w:t>
       </w:r>
     </w:p>
     <w:p>
@@ -300,10 +300,37 @@
         <w:rPr>
           <w:b/>
         </w:rPr>
-        <w:t>Granticka (NT)</w:t>
-      </w:r>
-      <w:r>
-        <w:t xml:space="preserve"> förekommer främst i äldre skogar med naturskogskaraktär, liksom i dimensionsavverkade och plockhuggna skogar. I äldre grannaturskog i norra Sverige är den alltjämt en förhållandevis vanlig karaktärsart, medan den längre söderut blir allt mer sällsynt. I Götaland och delar av Svealand är den en god signalart för skyddsvärda granskogsmiljöer. Arten bedöms ha minskat starkt under senare år på grund av skogsavverkningar, då den framför allt växer i äldre granskog med långvarig grankontinuitet. I urskogsliknande bestånd i norra Sverige kan ibland påträffas den mycket sällsynta tickan grantickeporing (VU), som lever på döda grantickor (SLU Artdatabanken, 2024; Nitare &amp; Skogsstyrelsen, 2019).</w:t>
+        <w:t>Granticka</w:t>
+      </w:r>
+      <w:r>
+        <w:t xml:space="preserve"> förekommer främst i äldre skogar med naturskogskaraktär, liksom i dimensionsavverkade och plockhuggna skogar. I äldre grannaturskog i norra Sverige är den alltjämt en förhållandevis vanlig karaktärsart, medan den längre söderut blir allt mer sällsynt. I Götaland och delar av Svealand är den en god signalart för skyddsvärda granskogsmiljöer. Arten bedöms ha minskat starkt under senare år på grund av skogsavverkningar, då den framför allt växer i äldre granskog med långvarig grankontinuitet. I urskogsliknande bestånd i norra Sverige kan ibland påträffas den mycket sällsynta tickan grantickeporing (VU), som lever på döda grantickor. Det som tidigare inbegripit grantickan har visat sig röra sig om två arter; tajgagranticka </w:t>
+      </w:r>
+      <w:r>
+        <w:rPr>
+          <w:i/>
+        </w:rPr>
+        <w:t>Porodaedalea abietis</w:t>
+      </w:r>
+      <w:r>
+        <w:t xml:space="preserve"> (LC) och </w:t>
+      </w:r>
+      <w:r>
+        <w:rPr>
+          <w:i/>
+        </w:rPr>
+        <w:t>Porodaedalea chrysoloma</w:t>
+      </w:r>
+      <w:r>
+        <w:t xml:space="preserve"> (DD). Den nordligare arten, tajgagranticka, bildar större fruktkroppar och har sin främsta förekomst i norra Sverige, medan den mer tunnköttiga arten, </w:t>
+      </w:r>
+      <w:r>
+        <w:rPr>
+          <w:i/>
+        </w:rPr>
+        <w:t>P. chrysoloma</w:t>
+      </w:r>
+      <w:r>
+        <w:t>, förekommer i sydöstra Sverige och på Gotland (SLU Artdatabanken, 2026; Nitare &amp; Skogsstyrelsen, 2019).</w:t>
       </w:r>
     </w:p>
     <w:p>
@@ -314,7 +341,34 @@
         <w:t>Ullticka (NT)</w:t>
       </w:r>
       <w:r>
-        <w:t xml:space="preserve"> är knuten till restbestånd av barrnaturskog och förekommer med ett tydligt optimum i orörda eller måttligt påverkade gamla granskogar där det föreligger viss kontinuitet av grov död ved. Ullticka är en bra signalart inom hela sitt utbredningsområde och i södra Sverige är den sällsynt och en god signalart för skyddsvärda granskogsmiljöer. Den hotas av avverkning och fragmentering av naturskog och äldre granskog med lång trädkontinuitet. Ullticka är typisk art för </w:t>
+        <w:t xml:space="preserve"> är knuten till restbestånd av barrnaturskog och förekommer med ett tydligt optimum i orörda eller måttligt påverkade gamla granskogar där det föreligger viss kontinuitet av grov död ved. Ullticka är en bra signalart inom hela sitt utbredningsområde och i södra Sverige är den sällsynt och en god signalart för skyddsvärda granskogsmiljöer. Den hotas av avverkning och fragmentering av naturskog och äldre granskog med lång trädkontinuitet. På ullticka kan ibland ulltickeporing (VU) påträffas - det är en sällsynt ticka som nyligen delats upp i de tre olika arterna ulltickeporing </w:t>
+      </w:r>
+      <w:r>
+        <w:rPr>
+          <w:i/>
+        </w:rPr>
+        <w:t xml:space="preserve">Skeletocutis brevispora </w:t>
+      </w:r>
+      <w:r>
+        <w:t>(VU)</w:t>
+      </w:r>
+      <w:r>
+        <w:rPr>
+          <w:i/>
+        </w:rPr>
+        <w:t>, Skeletocutis delicata</w:t>
+      </w:r>
+      <w:r>
+        <w:t xml:space="preserve"> (VU)</w:t>
+      </w:r>
+      <w:r>
+        <w:rPr>
+          <w:i/>
+        </w:rPr>
+        <w:t xml:space="preserve"> och Skeletocutis exilis</w:t>
+      </w:r>
+      <w:r>
+        <w:t xml:space="preserve"> (NT). Ullticka är typisk art för </w:t>
       </w:r>
       <w:r>
         <w:rPr>
@@ -332,25 +386,7 @@
         <w:t>9030 Landhöjningsskog</w:t>
       </w:r>
       <w:r>
-        <w:t xml:space="preserve">. På ullticka kan ibland ulltickeporing (VU) påträffas - det är en sällsynt ticka som nyligen delats upp i tre olika arter: </w:t>
-      </w:r>
-      <w:r>
-        <w:rPr>
-          <w:i/>
-        </w:rPr>
-        <w:t xml:space="preserve">Skeletocutis brevispora </w:t>
-      </w:r>
-      <w:r>
-        <w:t>(ulltickeporing)</w:t>
-      </w:r>
-      <w:r>
-        <w:rPr>
-          <w:i/>
-        </w:rPr>
-        <w:t>, Skeletocutis delicata och Skeletocutis exilis</w:t>
-      </w:r>
-      <w:r>
-        <w:t>. De två sistnämnda arterna står för närvarande (2020) som ej bedömda i rödlistan (SLU Artdatabanken, 2024; Nitare &amp; Skogsstyrelsen, 2019; Miettinen &amp; Niemelä, 2018).</w:t>
+        <w:t xml:space="preserve"> (SLU Artdatabanken, 2026; Nitare &amp; Skogsstyrelsen, 2019; Miettinen &amp; Niemelä, 2018).</w:t>
       </w:r>
     </w:p>
     <w:p>
@@ -1049,7 +1085,7 @@
     <w:r>
       <w:tab/>
       <w:tab/>
-      <w:t>2026-04-06</w:t>
+      <w:t>2026-04-07</w:t>
       <w:br/>
       <w:br/>
     </w:r>

--- a/klagomål/A 55238-2025 FSC-klagomål.docx
+++ b/klagomål/A 55238-2025 FSC-klagomål.docx
@@ -1085,7 +1085,7 @@
     <w:r>
       <w:tab/>
       <w:tab/>
-      <w:t>2026-04-07</w:t>
+      <w:t>2026-04-08</w:t>
       <w:br/>
       <w:br/>
     </w:r>

--- a/klagomål/A 55238-2025 FSC-klagomål.docx
+++ b/klagomål/A 55238-2025 FSC-klagomål.docx
@@ -1085,7 +1085,7 @@
     <w:r>
       <w:tab/>
       <w:tab/>
-      <w:t>2026-04-08</w:t>
+      <w:t>2026-04-09</w:t>
       <w:br/>
       <w:br/>
     </w:r>

--- a/klagomål/A 55238-2025 FSC-klagomål.docx
+++ b/klagomål/A 55238-2025 FSC-klagomål.docx
@@ -1085,7 +1085,7 @@
     <w:r>
       <w:tab/>
       <w:tab/>
-      <w:t>2026-04-09</w:t>
+      <w:t>2026-04-10</w:t>
       <w:br/>
       <w:br/>
     </w:r>

--- a/klagomål/A 55238-2025 FSC-klagomål.docx
+++ b/klagomål/A 55238-2025 FSC-klagomål.docx
@@ -1085,7 +1085,7 @@
     <w:r>
       <w:tab/>
       <w:tab/>
-      <w:t>2026-04-10</w:t>
+      <w:t>2026-04-11</w:t>
       <w:br/>
       <w:br/>
     </w:r>

--- a/klagomål/A 55238-2025 FSC-klagomål.docx
+++ b/klagomål/A 55238-2025 FSC-klagomål.docx
@@ -1085,7 +1085,7 @@
     <w:r>
       <w:tab/>
       <w:tab/>
-      <w:t>2026-04-11</w:t>
+      <w:t>2026-04-12</w:t>
       <w:br/>
       <w:br/>
     </w:r>

--- a/klagomål/A 55238-2025 FSC-klagomål.docx
+++ b/klagomål/A 55238-2025 FSC-klagomål.docx
@@ -1085,7 +1085,7 @@
     <w:r>
       <w:tab/>
       <w:tab/>
-      <w:t>2026-04-14</w:t>
+      <w:t>2026-04-15</w:t>
       <w:br/>
       <w:br/>
     </w:r>

--- a/klagomål/A 55238-2025 FSC-klagomål.docx
+++ b/klagomål/A 55238-2025 FSC-klagomål.docx
@@ -1085,7 +1085,7 @@
     <w:r>
       <w:tab/>
       <w:tab/>
-      <w:t>2026-04-15</w:t>
+      <w:t>2026-04-16</w:t>
       <w:br/>
       <w:br/>
     </w:r>

--- a/klagomål/A 55238-2025 FSC-klagomål.docx
+++ b/klagomål/A 55238-2025 FSC-klagomål.docx
@@ -1085,7 +1085,7 @@
     <w:r>
       <w:tab/>
       <w:tab/>
-      <w:t>2026-04-16</w:t>
+      <w:t>2026-04-17</w:t>
       <w:br/>
       <w:br/>
     </w:r>

--- a/klagomål/A 55238-2025 FSC-klagomål.docx
+++ b/klagomål/A 55238-2025 FSC-klagomål.docx
@@ -1085,7 +1085,7 @@
     <w:r>
       <w:tab/>
       <w:tab/>
-      <w:t>2026-04-17</w:t>
+      <w:t>2026-04-18</w:t>
       <w:br/>
       <w:br/>
     </w:r>

--- a/klagomål/A 55238-2025 FSC-klagomål.docx
+++ b/klagomål/A 55238-2025 FSC-klagomål.docx
@@ -1085,7 +1085,7 @@
     <w:r>
       <w:tab/>
       <w:tab/>
-      <w:t>2026-04-18</w:t>
+      <w:t>2026-04-19</w:t>
       <w:br/>
       <w:br/>
     </w:r>

--- a/klagomål/A 55238-2025 FSC-klagomål.docx
+++ b/klagomål/A 55238-2025 FSC-klagomål.docx
@@ -1085,7 +1085,7 @@
     <w:r>
       <w:tab/>
       <w:tab/>
-      <w:t>2026-04-19</w:t>
+      <w:t>2026-04-20</w:t>
       <w:br/>
       <w:br/>
     </w:r>

--- a/klagomål/A 55238-2025 FSC-klagomål.docx
+++ b/klagomål/A 55238-2025 FSC-klagomål.docx
@@ -1085,7 +1085,7 @@
     <w:r>
       <w:tab/>
       <w:tab/>
-      <w:t>2026-04-20</w:t>
+      <w:t>2026-04-21</w:t>
       <w:br/>
       <w:br/>
     </w:r>

--- a/klagomål/A 55238-2025 FSC-klagomål.docx
+++ b/klagomål/A 55238-2025 FSC-klagomål.docx
@@ -1085,7 +1085,7 @@
     <w:r>
       <w:tab/>
       <w:tab/>
-      <w:t>2026-04-21</w:t>
+      <w:t>2026-04-22</w:t>
       <w:br/>
       <w:br/>
     </w:r>

--- a/klagomål/A 55238-2025 FSC-klagomål.docx
+++ b/klagomål/A 55238-2025 FSC-klagomål.docx
@@ -1085,7 +1085,7 @@
     <w:r>
       <w:tab/>
       <w:tab/>
-      <w:t>2026-04-22</w:t>
+      <w:t>2026-04-23</w:t>
       <w:br/>
       <w:br/>
     </w:r>

--- a/klagomål/A 55238-2025 FSC-klagomål.docx
+++ b/klagomål/A 55238-2025 FSC-klagomål.docx
@@ -1085,7 +1085,7 @@
     <w:r>
       <w:tab/>
       <w:tab/>
-      <w:t>2026-04-23</w:t>
+      <w:t>2026-04-24</w:t>
       <w:br/>
       <w:br/>
     </w:r>

--- a/klagomål/A 55238-2025 FSC-klagomål.docx
+++ b/klagomål/A 55238-2025 FSC-klagomål.docx
@@ -1085,7 +1085,7 @@
     <w:r>
       <w:tab/>
       <w:tab/>
-      <w:t>2026-04-24</w:t>
+      <w:t>2026-04-25</w:t>
       <w:br/>
       <w:br/>
     </w:r>

--- a/klagomål/A 55238-2025 FSC-klagomål.docx
+++ b/klagomål/A 55238-2025 FSC-klagomål.docx
@@ -1085,7 +1085,7 @@
     <w:r>
       <w:tab/>
       <w:tab/>
-      <w:t>2026-04-25</w:t>
+      <w:t>2026-04-26</w:t>
       <w:br/>
       <w:br/>
     </w:r>

--- a/klagomål/A 55238-2025 FSC-klagomål.docx
+++ b/klagomål/A 55238-2025 FSC-klagomål.docx
@@ -1085,7 +1085,7 @@
     <w:r>
       <w:tab/>
       <w:tab/>
-      <w:t>2026-05-16</w:t>
+      <w:t>2026-05-17</w:t>
       <w:br/>
       <w:br/>
     </w:r>

--- a/klagomål/A 55238-2025 FSC-klagomål.docx
+++ b/klagomål/A 55238-2025 FSC-klagomål.docx
@@ -1085,7 +1085,7 @@
     <w:r>
       <w:tab/>
       <w:tab/>
-      <w:t>2026-05-17</w:t>
+      <w:t>2026-05-18</w:t>
       <w:br/>
       <w:br/>
     </w:r>

--- a/klagomål/A 55238-2025 FSC-klagomål.docx
+++ b/klagomål/A 55238-2025 FSC-klagomål.docx
@@ -1085,7 +1085,7 @@
     <w:r>
       <w:tab/>
       <w:tab/>
-      <w:t>2026-05-18</w:t>
+      <w:t>2026-05-19</w:t>
       <w:br/>
       <w:br/>
     </w:r>

--- a/klagomål/A 55238-2025 FSC-klagomål.docx
+++ b/klagomål/A 55238-2025 FSC-klagomål.docx
@@ -1085,7 +1085,7 @@
     <w:r>
       <w:tab/>
       <w:tab/>
-      <w:t>2026-05-19</w:t>
+      <w:t>2026-05-20</w:t>
       <w:br/>
       <w:br/>
     </w:r>

--- a/klagomål/A 55238-2025 FSC-klagomål.docx
+++ b/klagomål/A 55238-2025 FSC-klagomål.docx
@@ -1085,7 +1085,7 @@
     <w:r>
       <w:tab/>
       <w:tab/>
-      <w:t>2026-05-20</w:t>
+      <w:t>2026-05-21</w:t>
       <w:br/>
       <w:br/>
     </w:r>

--- a/klagomål/A 55238-2025 FSC-klagomål.docx
+++ b/klagomål/A 55238-2025 FSC-klagomål.docx
@@ -1085,7 +1085,7 @@
     <w:r>
       <w:tab/>
       <w:tab/>
-      <w:t>2026-05-21</w:t>
+      <w:t>2026-05-22</w:t>
       <w:br/>
       <w:br/>
     </w:r>

--- a/klagomål/A 55238-2025 FSC-klagomål.docx
+++ b/klagomål/A 55238-2025 FSC-klagomål.docx
@@ -1085,7 +1085,7 @@
     <w:r>
       <w:tab/>
       <w:tab/>
-      <w:t>2026-05-22</w:t>
+      <w:t>2026-05-23</w:t>
       <w:br/>
       <w:br/>
     </w:r>

--- a/klagomål/A 55238-2025 FSC-klagomål.docx
+++ b/klagomål/A 55238-2025 FSC-klagomål.docx
@@ -1085,7 +1085,7 @@
     <w:r>
       <w:tab/>
       <w:tab/>
-      <w:t>2026-05-23</w:t>
+      <w:t>2026-05-24</w:t>
       <w:br/>
       <w:br/>
     </w:r>

--- a/klagomål/A 55238-2025 FSC-klagomål.docx
+++ b/klagomål/A 55238-2025 FSC-klagomål.docx
@@ -1085,7 +1085,7 @@
     <w:r>
       <w:tab/>
       <w:tab/>
-      <w:t>2026-05-24</w:t>
+      <w:t>2026-05-25</w:t>
       <w:br/>
       <w:br/>
     </w:r>

--- a/klagomål/A 55238-2025 FSC-klagomål.docx
+++ b/klagomål/A 55238-2025 FSC-klagomål.docx
@@ -1085,7 +1085,7 @@
     <w:r>
       <w:tab/>
       <w:tab/>
-      <w:t>2026-05-25</w:t>
+      <w:t>2026-05-26</w:t>
       <w:br/>
       <w:br/>
     </w:r>

--- a/klagomål/A 55238-2025 FSC-klagomål.docx
+++ b/klagomål/A 55238-2025 FSC-klagomål.docx
@@ -1085,7 +1085,7 @@
     <w:r>
       <w:tab/>
       <w:tab/>
-      <w:t>2026-05-26</w:t>
+      <w:t>2026-05-27</w:t>
       <w:br/>
       <w:br/>
     </w:r>

--- a/klagomål/A 55238-2025 FSC-klagomål.docx
+++ b/klagomål/A 55238-2025 FSC-klagomål.docx
@@ -1085,7 +1085,7 @@
     <w:r>
       <w:tab/>
       <w:tab/>
-      <w:t>2026-05-27</w:t>
+      <w:t>2026-05-28</w:t>
       <w:br/>
       <w:br/>
     </w:r>

--- a/klagomål/A 55238-2025 FSC-klagomål.docx
+++ b/klagomål/A 55238-2025 FSC-klagomål.docx
@@ -1085,7 +1085,7 @@
     <w:r>
       <w:tab/>
       <w:tab/>
-      <w:t>2026-05-28</w:t>
+      <w:t>2026-05-29</w:t>
       <w:br/>
       <w:br/>
     </w:r>

--- a/klagomål/A 55238-2025 FSC-klagomål.docx
+++ b/klagomål/A 55238-2025 FSC-klagomål.docx
@@ -1085,7 +1085,7 @@
     <w:r>
       <w:tab/>
       <w:tab/>
-      <w:t>2026-05-29</w:t>
+      <w:t>2026-05-30</w:t>
       <w:br/>
       <w:br/>
     </w:r>

--- a/klagomål/A 55238-2025 FSC-klagomål.docx
+++ b/klagomål/A 55238-2025 FSC-klagomål.docx
@@ -1085,7 +1085,7 @@
     <w:r>
       <w:tab/>
       <w:tab/>
-      <w:t>2026-05-30</w:t>
+      <w:t>2026-05-31</w:t>
       <w:br/>
       <w:br/>
     </w:r>

--- a/klagomål/A 55238-2025 FSC-klagomål.docx
+++ b/klagomål/A 55238-2025 FSC-klagomål.docx
@@ -1085,7 +1085,7 @@
     <w:r>
       <w:tab/>
       <w:tab/>
-      <w:t>2026-05-31</w:t>
+      <w:t>2026-06-01</w:t>
       <w:br/>
       <w:br/>
     </w:r>

--- a/klagomål/A 55238-2025 FSC-klagomål.docx
+++ b/klagomål/A 55238-2025 FSC-klagomål.docx
@@ -1085,7 +1085,7 @@
     <w:r>
       <w:tab/>
       <w:tab/>
-      <w:t>2026-06-01</w:t>
+      <w:t>2026-06-02</w:t>
       <w:br/>
       <w:br/>
     </w:r>

--- a/klagomål/A 55238-2025 FSC-klagomål.docx
+++ b/klagomål/A 55238-2025 FSC-klagomål.docx
@@ -1085,7 +1085,7 @@
     <w:r>
       <w:tab/>
       <w:tab/>
-      <w:t>2026-06-02</w:t>
+      <w:t>2026-06-03</w:t>
       <w:br/>
       <w:br/>
     </w:r>

--- a/klagomål/A 55238-2025 FSC-klagomål.docx
+++ b/klagomål/A 55238-2025 FSC-klagomål.docx
@@ -1085,7 +1085,7 @@
     <w:r>
       <w:tab/>
       <w:tab/>
-      <w:t>2026-06-03</w:t>
+      <w:t>2026-06-04</w:t>
       <w:br/>
       <w:br/>
     </w:r>

--- a/klagomål/A 55238-2025 FSC-klagomål.docx
+++ b/klagomål/A 55238-2025 FSC-klagomål.docx
@@ -1085,7 +1085,7 @@
     <w:r>
       <w:tab/>
       <w:tab/>
-      <w:t>2026-06-04</w:t>
+      <w:t>2026-06-05</w:t>
       <w:br/>
       <w:br/>
     </w:r>

--- a/klagomål/A 55238-2025 FSC-klagomål.docx
+++ b/klagomål/A 55238-2025 FSC-klagomål.docx
@@ -1085,7 +1085,7 @@
     <w:r>
       <w:tab/>
       <w:tab/>
-      <w:t>2026-06-05</w:t>
+      <w:t>2026-06-06</w:t>
       <w:br/>
       <w:br/>
     </w:r>

--- a/klagomål/A 55238-2025 FSC-klagomål.docx
+++ b/klagomål/A 55238-2025 FSC-klagomål.docx
@@ -1085,7 +1085,7 @@
     <w:r>
       <w:tab/>
       <w:tab/>
-      <w:t>2026-06-06</w:t>
+      <w:t>2026-06-07</w:t>
       <w:br/>
       <w:br/>
     </w:r>

--- a/klagomål/A 55238-2025 FSC-klagomål.docx
+++ b/klagomål/A 55238-2025 FSC-klagomål.docx
@@ -1085,7 +1085,7 @@
     <w:r>
       <w:tab/>
       <w:tab/>
-      <w:t>2026-06-07</w:t>
+      <w:t>2026-06-08</w:t>
       <w:br/>
       <w:br/>
     </w:r>
